--- a/08_final_submission/ICIIT2027_Paper_rev7.docx
+++ b/08_final_submission/ICIIT2027_Paper_rev7.docx
@@ -935,7 +935,7 @@
         <w:widowControl/>
       </w:pPr>
       <w:r>
-        <w:t>An additional combination, C2, averages the corresponding LGB-Q and TSB-NB quantiles (Section 5.5). All four global gradient-boosting methods have the same input categories: sales lags, rolling mean and variation, proportion of zero-sales weeks, time since last sale, calendar terms, price and series scale. Targets are scaled to the series level. M5 additionally supplies events, SNAP days and product hierarchy. No hyperparameter search is performed; sensitivity checks appear in Section 5.8.</w:t>
+        <w:t>An additional combination, C2, specified post hoc after inspecting the results, averages the corresponding LGB-Q and TSB-NB quantiles (Section 5.5). All four global gradient-boosting methods have the same input categories: sales lags, rolling mean and variation, proportion of zero-sales weeks, time since last sale, calendar terms, price and series scale. Targets are scaled to the series level. M5 additionally supplies events, SNAP days and product hierarchy. No hyperparameter search is performed; sensitivity checks appear in Section 5.8.</w:t>
       </w:r>
     </w:p>
     <w:p>
